--- a/a2-widget-factory-main/readme.docx
+++ b/a2-widget-factory-main/readme.docx
@@ -22,7 +22,18 @@
           <w:sz w:val="24"/>
           <w:sz-cs w:val="24"/>
         </w:rPr>
-        <w:t xml:space="preserve">Tiffany Choi</w:t>
+        <w:t xml:space="preserve">Tiffany Choi, twchoi@uci.edu</w:t>
+      </w:r>
+    </w:p>
+    <w:p>
+      <w:pPr/>
+      <w:r>
+        <w:rPr>
+          <w:rFonts w:ascii="Times" w:hAnsi="Times" w:cs="Times"/>
+          <w:sz w:val="24"/>
+          <w:sz-cs w:val="24"/>
+        </w:rPr>
+        <w:t xml:space="preserve"/>
       </w:r>
     </w:p>
     <w:p>
@@ -64,7 +75,18 @@
           <w:sz w:val="24"/>
           <w:sz-cs w:val="24"/>
         </w:rPr>
-        <w:t xml:space="preserve">I thought I was going to have an easier time with it but I think I found myself trying to “figure out” a lot of things worked. Additionally, I think support for the ratings c</w:t>
+        <w:t xml:space="preserve">I thought I was going to have an easier time with it but I think I found myself trying to “figure out” a lot of things worked and try to decide whether I’d be able to stretch certain components enough to get the effect I wanted.</w:t>
+      </w:r>
+    </w:p>
+    <w:p>
+      <w:pPr/>
+      <w:r>
+        <w:rPr>
+          <w:rFonts w:ascii="Times" w:hAnsi="Times" w:cs="Times"/>
+          <w:sz w:val="24"/>
+          <w:sz-cs w:val="24"/>
+        </w:rPr>
+        <w:t xml:space="preserve"/>
       </w:r>
     </w:p>
     <w:p>
@@ -106,7 +128,18 @@
           <w:sz w:val="24"/>
           <w:sz-cs w:val="24"/>
         </w:rPr>
-        <w:t xml:space="preserve">[Your answer here]</w:t>
+        <w:t xml:space="preserve">There was a lot of trial and error! It was nice having components that had built-in interactions like hovers and close buttons but at the same time, it created constraints where I had to try different components to see which would fit the best.</w:t>
+      </w:r>
+    </w:p>
+    <w:p>
+      <w:pPr/>
+      <w:r>
+        <w:rPr>
+          <w:rFonts w:ascii="Times" w:hAnsi="Times" w:cs="Times"/>
+          <w:sz w:val="24"/>
+          <w:sz-cs w:val="24"/>
+        </w:rPr>
+        <w:t xml:space="preserve"/>
       </w:r>
     </w:p>
     <w:p>
@@ -139,6 +172,17 @@
           <w:rFonts w:ascii="Times" w:hAnsi="Times" w:cs="Times"/>
           <w:sz w:val="24"/>
           <w:sz-cs w:val="24"/>
+        </w:rPr>
+        <w:t xml:space="preserve"/>
+      </w:r>
+    </w:p>
+    <w:p>
+      <w:pPr/>
+      <w:r>
+        <w:rPr>
+          <w:rFonts w:ascii="Times" w:hAnsi="Times" w:cs="Times"/>
+          <w:sz w:val="24"/>
+          <w:sz-cs w:val="24"/>
           <w:color w:val="265B6A"/>
         </w:rPr>
         <w:t xml:space="preserve">Is there anything we need to know to run your website? If you extended your assignment, please tell us about any extensions here.</w:t>
@@ -152,7 +196,18 @@
           <w:sz w:val="24"/>
           <w:sz-cs w:val="24"/>
         </w:rPr>
-        <w:t xml:space="preserve">I’m not sure why but setting the min. limit on the number picker was not working. It would take the max limit of 10 but still allow me to go into negative numbers so I tried to troubleshoot with Claude. I ended up adding to the js file.</w:t>
+        <w:t xml:space="preserve">I added JavaScript for the bottom bar to appear/disappear depending on whether Widgets are selected or not (I used Claude for this). I also added JavaScript for populating the cart tray - using code for a static item list was interfering with the widget counts so (according to Claude), it was better to do this via js to avoid any conflicts.</w:t>
+      </w:r>
+    </w:p>
+    <w:p>
+      <w:pPr/>
+      <w:r>
+        <w:rPr>
+          <w:rFonts w:ascii="Times" w:hAnsi="Times" w:cs="Times"/>
+          <w:sz w:val="24"/>
+          <w:sz-cs w:val="24"/>
+        </w:rPr>
+        <w:t xml:space="preserve"/>
       </w:r>
     </w:p>
     <w:p>
@@ -175,7 +230,7 @@
           <w:sz w:val="24"/>
           <w:sz-cs w:val="24"/>
         </w:rPr>
-        <w:t xml:space="preserve">[Your answer here]</w:t>
+        <w:t xml:space="preserve">Overall, this probably took me around 7-8 hours, split between 2-3 days. The first day was definitely spent trying to understand how the Spectrum components behave and how I could alter them.</w:t>
       </w:r>
     </w:p>
     <w:sectPr>
